--- a/dist/assets/documents/Krystyna-Mishchenko-Artistic-Journey-RU.docx
+++ b/dist/assets/documents/Krystyna-Mishchenko-Artistic-Journey-RU.docx
@@ -4,589 +4,79 @@
   <w:body>
     <w:p>
       <w:pPr>
-        <w:keepNext/>
-        <w:widowControl/>
-        <w:spacing w:after="140" w:before="0" w:line="520" w:lineRule="exact"/>
-        <w:jc w:val="left"/>
+        <w:pStyle w:val="Title"/>
       </w:pPr>
       <w:r>
-        <w:rPr>
-          <w:rFonts w:ascii="Arial" w:hAnsi="Arial"/>
-          <w:b/>
-          <w:sz w:val="44"/>
-        </w:rPr>
-        <w:t>Krystyna Mishchenko</w:t>
+        <w:t>Кристина Мищенко</w:t>
       </w:r>
     </w:p>
     <w:p>
       <w:pPr>
-        <w:keepNext/>
-        <w:widowControl/>
-        <w:spacing w:after="100" w:before="0" w:line="270" w:lineRule="exact"/>
-        <w:jc w:val="left"/>
+        <w:pStyle w:val="Heading2"/>
       </w:pPr>
       <w:r>
-        <w:rPr>
-          <w:rFonts w:ascii="Arial" w:hAnsi="Arial"/>
-          <w:b/>
-          <w:sz w:val="22"/>
-        </w:rPr>
-        <w:t>ТВОРЧЕСКИЙ ПУТЬ</w:t>
+        <w:t>Творческий путь</w:t>
+      </w:r>
+    </w:p>
+    <w:p>
+      <w:r>
+        <w:t>Художница-керамист · Визуальное искусство</w:t>
+      </w:r>
+    </w:p>
+    <w:p>
+      <w:r>
+        <w:t>Хемниц, Саксония, Германия</w:t>
       </w:r>
     </w:p>
     <w:p>
       <w:pPr>
-        <w:widowControl/>
-        <w:spacing w:after="120" w:before="0" w:line="260" w:lineRule="exact"/>
-        <w:jc w:val="left"/>
+        <w:pStyle w:val="Heading1"/>
       </w:pPr>
       <w:r>
-        <w:rPr>
-          <w:rFonts w:ascii="Arial" w:hAnsi="Arial"/>
-          <w:b w:val="0"/>
-          <w:sz w:val="21"/>
-        </w:rPr>
-        <w:t>Художница-керамист | Скульптура | Визуальное искусство</w:t>
+        <w:t>От рисунка к объёмной форме</w:t>
+      </w:r>
+    </w:p>
+    <w:p>
+      <w:r>
+        <w:t>Кристина Мищенко — украинская художница-керамист, проживающая в Хемнице, Саксония, Германия. Её художественное образование началось в художественном училище Харькова: в 2012–2016 годах она получила подготовку художника-исполнителя и преподавателя. Затем продолжила обучение художественной керамике в Киевской государственной академии декоративного искусства и дизайна имени Михаила Бойчука, завершив бакалавриат в 2020 году и магистратуру в 2022 году. Графика и живопись остаются частью её практики наряду с керамической скульптурой и декоративными произведениями.</w:t>
       </w:r>
     </w:p>
     <w:p>
       <w:pPr>
-        <w:keepNext/>
-        <w:widowControl/>
-        <w:spacing w:after="180" w:before="200" w:line="320" w:lineRule="exact"/>
-        <w:jc w:val="left"/>
+        <w:pStyle w:val="Heading1"/>
       </w:pPr>
       <w:r>
-        <w:rPr>
-          <w:rFonts w:ascii="Arial" w:hAnsi="Arial"/>
-          <w:b/>
-          <w:color w:val="574B36"/>
-          <w:sz w:val="26"/>
-        </w:rPr>
-        <w:t>От рисунка к объёмной форме</w:t>
+        <w:t>Материал и профессиональная практика</w:t>
+      </w:r>
+    </w:p>
+    <w:p>
+      <w:r>
+        <w:t>Работа в керамических мастерских связала академическую подготовку с производством и преподаванием. Кристина работала в PROCS в 2018–2021 годах, в SAGA POTTERY — с ноября 2020 по февраль 2022 года, в Studio Gozhar — в 2020 году. Её опыт включает разработку изделий, координацию работы и проведение занятий по керамике для детей и взрослых. Шамотная масса, фарфор, глазури и пигменты дают разные возможности для исследования поверхности, объёма и взаимодействия предмета с окружающим пространством.</w:t>
       </w:r>
     </w:p>
     <w:p>
       <w:pPr>
-        <w:widowControl/>
-        <w:spacing w:after="180" w:before="0" w:line="280" w:lineRule="exact"/>
-        <w:jc w:val="both"/>
+        <w:pStyle w:val="Heading1"/>
       </w:pPr>
       <w:r>
-        <w:rPr>
-          <w:rFonts w:ascii="Arial" w:hAnsi="Arial"/>
-          <w:b w:val="0"/>
-          <w:sz w:val="21"/>
-        </w:rPr>
-        <w:t>Кристина Мищенко — украинская художница, работающая на пересечении современной керамической скульптуры, декоративно-прикладного и визуального искусства. В центре художественной практики находятся вопросы человеческой идентичности, внутренней свободы, памяти, индивидуальности и взаимоотношений личности с окружающим миром.</w:t>
+        <w:t>Идентичность, память и участие зрителя</w:t>
+      </w:r>
+    </w:p>
+    <w:p>
+      <w:r>
+        <w:t>В керамических композициях художница обращается к индивидуальности, принадлежности, утрате и внутреннему миру человека. В «Белых маках» соответствие человеческой фигуры геометрическому блоку становится вопросом о приспособлении и свободе. «Мгновение» раскрывает тему времени через соотношение материальной формы, света и пустоты. «Капитал идентичности» переносит эти размышления в трансформируемую композицию: отдельные элементы можно переставлять, вовлекая зрителя в создание произведения. Идентичность предстаёт непрерывным процессом становления.</w:t>
       </w:r>
     </w:p>
     <w:p>
       <w:pPr>
-        <w:widowControl/>
-        <w:spacing w:after="180" w:before="0" w:line="280" w:lineRule="exact"/>
-        <w:jc w:val="both"/>
+        <w:pStyle w:val="Heading1"/>
       </w:pPr>
       <w:r>
-        <w:rPr>
-          <w:rFonts w:ascii="Arial" w:hAnsi="Arial"/>
-          <w:b w:val="0"/>
-          <w:sz w:val="21"/>
-        </w:rPr>
-        <w:t>Профессиональное художественное образование началось в Харькове, где в 2012–2016 годах проходило обучение академическому рисунку, живописи, композиции и художественно-педагогическим дисциплинам. Полученная подготовка сформировала фундамент для дальнейших исследований пластической формы, визуального языка и возможностей художественного самовыражения.</w:t>
-      </w:r>
-    </w:p>
-    <w:p>
-      <w:pPr>
-        <w:widowControl/>
-        <w:spacing w:after="180" w:before="0" w:line="280" w:lineRule="exact"/>
-        <w:jc w:val="both"/>
-      </w:pPr>
-      <w:r>
-        <w:rPr>
-          <w:rFonts w:ascii="Arial" w:hAnsi="Arial"/>
-          <w:b w:val="0"/>
-          <w:sz w:val="21"/>
-        </w:rPr>
-        <w:t>Следующим этапом стало обучение в Киевской государственной академии декоративно-прикладного искусства и дизайна имени Михаила Бойчука. В 2020 году была завершена бакалаврская программа, а в 2022 году — магистратура по направлению художественной керамики.</w:t>
-      </w:r>
-    </w:p>
-    <w:p>
-      <w:pPr>
-        <w:widowControl/>
-        <w:spacing w:after="180" w:before="0" w:line="280" w:lineRule="exact"/>
-        <w:jc w:val="both"/>
-      </w:pPr>
-      <w:r>
-        <w:rPr>
-          <w:rFonts w:ascii="Arial" w:hAnsi="Arial"/>
-          <w:b w:val="0"/>
-          <w:sz w:val="21"/>
-        </w:rPr>
-        <w:t>Именно в этот период керамика постепенно утвердилась как основной способ воплощения художественных идей — материал, позволяющий объединять скульптурную форму, цвет, фактуру и пространство в едином концептуальном высказывании.</w:t>
-      </w:r>
-    </w:p>
-    <w:p>
-      <w:pPr>
-        <w:keepNext/>
-        <w:widowControl/>
-        <w:spacing w:after="180" w:before="200" w:line="320" w:lineRule="exact"/>
-        <w:jc w:val="left"/>
-      </w:pPr>
-      <w:r>
-        <w:rPr>
-          <w:rFonts w:ascii="Arial" w:hAnsi="Arial"/>
-          <w:b/>
-          <w:color w:val="574B36"/>
-          <w:sz w:val="26"/>
-        </w:rPr>
-        <w:t>Материал как язык художественного высказывания</w:t>
-      </w:r>
-    </w:p>
-    <w:p>
-      <w:pPr>
-        <w:widowControl/>
-        <w:spacing w:after="180" w:before="0" w:line="280" w:lineRule="exact"/>
-        <w:jc w:val="both"/>
-      </w:pPr>
-      <w:r>
-        <w:rPr>
-          <w:rFonts w:ascii="Arial" w:hAnsi="Arial"/>
-          <w:b w:val="0"/>
-          <w:sz w:val="21"/>
-        </w:rPr>
-        <w:t>Керамика в творческой практике выходит за пределы традиционного представления о декоративном или функциональном предмете. Она становится самостоятельным художественным языком, способным передавать сложные эмоциональные состояния, философские размышления и противоречия человеческого существования.</w:t>
-      </w:r>
-    </w:p>
-    <w:p>
-      <w:pPr>
-        <w:widowControl/>
-        <w:spacing w:after="180" w:before="0" w:line="280" w:lineRule="exact"/>
-        <w:jc w:val="both"/>
-      </w:pPr>
-      <w:r>
-        <w:rPr>
-          <w:rFonts w:ascii="Arial" w:hAnsi="Arial"/>
-          <w:b w:val="0"/>
-          <w:sz w:val="21"/>
-        </w:rPr>
-        <w:t>Особое внимание уделяется взаимодействию геометрических и органических форм, соотношению материального объёма и пустоты, контрастам цвета и фактуры, а также символической выразительности декоративных элементов.</w:t>
-      </w:r>
-    </w:p>
-    <w:p>
-      <w:pPr>
-        <w:widowControl/>
-        <w:spacing w:after="180" w:before="0" w:line="280" w:lineRule="exact"/>
-        <w:jc w:val="both"/>
-      </w:pPr>
-      <w:r>
-        <w:rPr>
-          <w:rFonts w:ascii="Arial" w:hAnsi="Arial"/>
-          <w:b w:val="0"/>
-          <w:sz w:val="21"/>
-        </w:rPr>
-        <w:t>Работа с шамотными массами, глазурями, пигментами, оксидами, смальтой и витражным стеклом открывает возможности для исследования поверхности, света и пространственного восприятия объекта.</w:t>
-      </w:r>
-    </w:p>
-    <w:p>
-      <w:pPr>
-        <w:widowControl/>
-        <w:spacing w:after="180" w:before="0" w:line="280" w:lineRule="exact"/>
-        <w:jc w:val="both"/>
-      </w:pPr>
-      <w:r>
-        <w:rPr>
-          <w:rFonts w:ascii="Arial" w:hAnsi="Arial"/>
-          <w:b w:val="0"/>
-          <w:sz w:val="21"/>
-        </w:rPr>
-        <w:t>Важное место занимает сочетание академической художественной подготовки с экспериментальным подходом к композиции. Скульптура, декоративная керамика, графика и живопись рассматриваются не как изолированные направления, а как взаимодополняющие средства формирования индивидуального визуального языка.</w:t>
-      </w:r>
-    </w:p>
-    <w:p>
-      <w:pPr>
-        <w:widowControl/>
-        <w:spacing w:after="180" w:before="0" w:line="280" w:lineRule="exact"/>
-        <w:jc w:val="both"/>
-      </w:pPr>
-      <w:r>
-        <w:rPr>
-          <w:rFonts w:ascii="Arial" w:hAnsi="Arial"/>
-          <w:b w:val="0"/>
-          <w:sz w:val="21"/>
-        </w:rPr>
-        <w:t>Профессиональная практика также включает разработку художественных концепций, координацию творческих команд и преподавание керамики детям и взрослым. Педагогическая деятельность становится дополнительным пространством для обмена художественным опытом, развития творческого мышления и исследования различных способов восприятия искусства.</w:t>
+        <w:t>Профессиональное членство</w:t>
       </w:r>
     </w:p>
     <w:p>
       <w:r>
-        <w:br w:type="page"/>
-      </w:r>
-    </w:p>
-    <w:p>
-      <w:pPr>
-        <w:keepNext/>
-        <w:widowControl/>
-        <w:spacing w:after="140" w:before="0" w:line="520" w:lineRule="exact"/>
-        <w:jc w:val="left"/>
-      </w:pPr>
-      <w:r>
-        <w:rPr>
-          <w:rFonts w:ascii="Arial" w:hAnsi="Arial"/>
-          <w:b/>
-          <w:sz w:val="44"/>
-        </w:rPr>
-        <w:t>ТВОРЧЕСКИЙ ПУТЬ</w:t>
-      </w:r>
-    </w:p>
-    <w:p>
-      <w:pPr>
-        <w:widowControl/>
-        <w:spacing w:after="120" w:before="0" w:line="260" w:lineRule="exact"/>
-        <w:jc w:val="left"/>
-      </w:pPr>
-      <w:r>
-        <w:rPr>
-          <w:rFonts w:ascii="Arial" w:hAnsi="Arial"/>
-          <w:b w:val="0"/>
-          <w:sz w:val="21"/>
-        </w:rPr>
-        <w:t>Krystyna Mishchenko</w:t>
-      </w:r>
-    </w:p>
-    <w:p>
-      <w:pPr>
-        <w:keepNext/>
-        <w:widowControl/>
-        <w:spacing w:after="180" w:before="200" w:line="320" w:lineRule="exact"/>
-        <w:jc w:val="left"/>
-      </w:pPr>
-      <w:r>
-        <w:rPr>
-          <w:rFonts w:ascii="Arial" w:hAnsi="Arial"/>
-          <w:b/>
-          <w:color w:val="574B36"/>
-          <w:sz w:val="26"/>
-        </w:rPr>
-        <w:t>Выставки и художественные проекты</w:t>
-      </w:r>
-    </w:p>
-    <w:p>
-      <w:pPr>
-        <w:widowControl/>
-        <w:spacing w:after="120" w:before="0" w:line="260" w:lineRule="exact"/>
-        <w:jc w:val="both"/>
-      </w:pPr>
-      <w:r>
-        <w:rPr>
-          <w:rFonts w:ascii="Arial" w:hAnsi="Arial"/>
-          <w:b w:val="0"/>
-          <w:sz w:val="21"/>
-        </w:rPr>
-        <w:t>11.04.2024 | «Несокрушимость традиции» — Национальный музей декоративного искусства Украины, Киев, Украина.</w:t>
-      </w:r>
-    </w:p>
-    <w:p>
-      <w:pPr>
-        <w:widowControl/>
-        <w:spacing w:after="120" w:before="0" w:line="260" w:lineRule="exact"/>
-        <w:jc w:val="both"/>
-      </w:pPr>
-      <w:r>
-        <w:rPr>
-          <w:rFonts w:ascii="Arial" w:hAnsi="Arial"/>
-          <w:b w:val="0"/>
-          <w:sz w:val="21"/>
-        </w:rPr>
-        <w:t>2023 | «Искусство молодых» — выставочный проект, Львов, Украина.</w:t>
-      </w:r>
-    </w:p>
-    <w:p>
-      <w:pPr>
-        <w:widowControl/>
-        <w:spacing w:after="120" w:before="0" w:line="260" w:lineRule="exact"/>
-        <w:jc w:val="both"/>
-      </w:pPr>
-      <w:r>
-        <w:rPr>
-          <w:rFonts w:ascii="Arial" w:hAnsi="Arial"/>
-          <w:b w:val="0"/>
-          <w:sz w:val="21"/>
-        </w:rPr>
-        <w:t>2023 | «Преемственность и новаторство» — Национальный союз художников, Киев, Украина.</w:t>
-      </w:r>
-    </w:p>
-    <w:p>
-      <w:pPr>
-        <w:widowControl/>
-        <w:spacing w:after="120" w:before="0" w:line="260" w:lineRule="exact"/>
-        <w:jc w:val="both"/>
-      </w:pPr>
-      <w:r>
-        <w:rPr>
-          <w:rFonts w:ascii="Arial" w:hAnsi="Arial"/>
-          <w:b w:val="0"/>
-          <w:sz w:val="21"/>
-        </w:rPr>
-        <w:t>15.04–07.05.2023 | «Корни украинской души» — Варшава, Польша.</w:t>
-      </w:r>
-    </w:p>
-    <w:p>
-      <w:pPr>
-        <w:widowControl/>
-        <w:spacing w:after="120" w:before="0" w:line="260" w:lineRule="exact"/>
-        <w:jc w:val="both"/>
-      </w:pPr>
-      <w:r>
-        <w:rPr>
-          <w:rFonts w:ascii="Arial" w:hAnsi="Arial"/>
-          <w:b w:val="0"/>
-          <w:sz w:val="21"/>
-        </w:rPr>
-        <w:t>17.02–03.03.2023 | «Корни украинской души» — Дом Европейского союза, Рига, Латвия.</w:t>
-      </w:r>
-    </w:p>
-    <w:p>
-      <w:pPr>
-        <w:widowControl/>
-        <w:spacing w:after="120" w:before="0" w:line="260" w:lineRule="exact"/>
-        <w:jc w:val="both"/>
-      </w:pPr>
-      <w:r>
-        <w:rPr>
-          <w:rFonts w:ascii="Arial" w:hAnsi="Arial"/>
-          <w:b w:val="0"/>
-          <w:sz w:val="21"/>
-        </w:rPr>
-        <w:t>14–28.11.2022 | Poland – Finland – Ukraine Unit in Art for Peace — Европейская комиссия, Хельсинки, Финляндия.</w:t>
-      </w:r>
-    </w:p>
-    <w:p>
-      <w:pPr>
-        <w:widowControl/>
-        <w:spacing w:after="120" w:before="0" w:line="260" w:lineRule="exact"/>
-        <w:jc w:val="both"/>
-      </w:pPr>
-      <w:r>
-        <w:rPr>
-          <w:rFonts w:ascii="Arial" w:hAnsi="Arial"/>
-          <w:b w:val="0"/>
-          <w:sz w:val="21"/>
-        </w:rPr>
-        <w:t>2022 | «Искусство для Украины» — международный проект, Бренна, Польша.</w:t>
-      </w:r>
-    </w:p>
-    <w:p>
-      <w:pPr>
-        <w:widowControl/>
-        <w:spacing w:after="120" w:before="0" w:line="260" w:lineRule="exact"/>
-        <w:jc w:val="both"/>
-      </w:pPr>
-      <w:r>
-        <w:rPr>
-          <w:rFonts w:ascii="Arial" w:hAnsi="Arial"/>
-          <w:b w:val="0"/>
-          <w:sz w:val="21"/>
-        </w:rPr>
-        <w:t>2022 | «Добро — инструкция» — польско-украинская выставка философии и искусства для детей от 4 до 104 лет; Wawerskie Centrum Kultury, Мендзылесе, Варшава, Польша.</w:t>
-      </w:r>
-    </w:p>
-    <w:p>
-      <w:pPr>
-        <w:widowControl/>
-        <w:spacing w:after="120" w:before="0" w:line="260" w:lineRule="exact"/>
-        <w:jc w:val="both"/>
-      </w:pPr>
-      <w:r>
-        <w:rPr>
-          <w:rFonts w:ascii="Arial" w:hAnsi="Arial"/>
-          <w:b w:val="0"/>
-          <w:sz w:val="21"/>
-        </w:rPr>
-        <w:t>2022 | Второе национальное биеннале малой керамической формы — Культурный центр Вейхерово, Вейхерово, Польша.</w:t>
-      </w:r>
-    </w:p>
-    <w:p>
-      <w:pPr>
-        <w:widowControl/>
-        <w:spacing w:after="120" w:before="0" w:line="260" w:lineRule="exact"/>
-        <w:jc w:val="both"/>
-      </w:pPr>
-      <w:r>
-        <w:rPr>
-          <w:rFonts w:ascii="Arial" w:hAnsi="Arial"/>
-          <w:b w:val="0"/>
-          <w:sz w:val="21"/>
-        </w:rPr>
-        <w:t>2022 | «Азимут Chrzęsne 2022» — вернисаж, Хшенсне, Польша.</w:t>
-      </w:r>
-    </w:p>
-    <w:p>
-      <w:pPr>
-        <w:widowControl/>
-        <w:spacing w:after="120" w:before="0" w:line="260" w:lineRule="exact"/>
-        <w:jc w:val="both"/>
-      </w:pPr>
-      <w:r>
-        <w:rPr>
-          <w:rFonts w:ascii="Arial" w:hAnsi="Arial"/>
-          <w:b w:val="0"/>
-          <w:sz w:val="21"/>
-        </w:rPr>
-        <w:t>2022 | Otwarte Ogrody Artystów Dąbrowy — однодневная выставка, Варшава, Польша.</w:t>
-      </w:r>
-    </w:p>
-    <w:p>
-      <w:pPr>
-        <w:widowControl/>
-        <w:spacing w:after="120" w:before="0" w:line="260" w:lineRule="exact"/>
-        <w:jc w:val="both"/>
-      </w:pPr>
-      <w:r>
-        <w:rPr>
-          <w:rFonts w:ascii="Arial" w:hAnsi="Arial"/>
-          <w:b w:val="0"/>
-          <w:sz w:val="21"/>
-        </w:rPr>
-        <w:t>2022 | Beskidzki Dom Zielin «Przytulnia» — однодневная выставка, Бренна, Польша.</w:t>
-      </w:r>
-    </w:p>
-    <w:p>
-      <w:pPr>
-        <w:widowControl/>
-        <w:spacing w:after="120" w:before="0" w:line="260" w:lineRule="exact"/>
-        <w:jc w:val="both"/>
-      </w:pPr>
-      <w:r>
-        <w:rPr>
-          <w:rFonts w:ascii="Arial" w:hAnsi="Arial"/>
-          <w:b w:val="0"/>
-          <w:sz w:val="21"/>
-        </w:rPr>
-        <w:t>15–22.05.2021 | CeGlina 2021 — проект современной керамики, галерея CeGlinaArt, Киев, Украина.</w:t>
-      </w:r>
-    </w:p>
-    <w:p>
-      <w:pPr>
-        <w:widowControl/>
-        <w:spacing w:after="120" w:before="0" w:line="260" w:lineRule="exact"/>
-        <w:jc w:val="both"/>
-      </w:pPr>
-      <w:r>
-        <w:rPr>
-          <w:rFonts w:ascii="Arial" w:hAnsi="Arial"/>
-          <w:b w:val="0"/>
-          <w:sz w:val="21"/>
-        </w:rPr>
-        <w:t>2019 | «Лучшее произведение 2019 года» — всеукраинская выставка-конкурс, Национальное объединение художников народного искусства Украины, Киев, Украина.</w:t>
-      </w:r>
-    </w:p>
-    <w:p>
-      <w:pPr>
-        <w:keepNext/>
-        <w:widowControl/>
-        <w:spacing w:after="180" w:before="200" w:line="320" w:lineRule="exact"/>
-        <w:jc w:val="left"/>
-      </w:pPr>
-      <w:r>
-        <w:rPr>
-          <w:rFonts w:ascii="Arial" w:hAnsi="Arial"/>
-          <w:b/>
-          <w:color w:val="574B36"/>
-          <w:sz w:val="26"/>
-        </w:rPr>
-        <w:t>Награды и признание</w:t>
-      </w:r>
-    </w:p>
-    <w:p>
-      <w:pPr>
-        <w:widowControl/>
-        <w:spacing w:after="120" w:before="0" w:line="260" w:lineRule="exact"/>
-        <w:jc w:val="both"/>
-      </w:pPr>
-      <w:r>
-        <w:rPr>
-          <w:rFonts w:ascii="Arial" w:hAnsi="Arial"/>
-          <w:b w:val="0"/>
-          <w:sz w:val="21"/>
-        </w:rPr>
-        <w:t>2021 | GOLDEN TIME, международный фестиваль искусств, Лондон, Великобритания — 1-е и 2-е места.</w:t>
-      </w:r>
-    </w:p>
-    <w:p>
-      <w:pPr>
-        <w:widowControl/>
-        <w:spacing w:after="120" w:before="0" w:line="260" w:lineRule="exact"/>
-        <w:jc w:val="both"/>
-      </w:pPr>
-      <w:r>
-        <w:rPr>
-          <w:rFonts w:ascii="Arial" w:hAnsi="Arial"/>
-          <w:b w:val="0"/>
-          <w:sz w:val="21"/>
-        </w:rPr>
-        <w:t>2021 | «Моя территория вдохновения», III Всеукраинский конкурс прикладного и изобразительного искусства, Луцк, Украина — 1-е место.</w:t>
-      </w:r>
-    </w:p>
-    <w:p>
-      <w:pPr>
-        <w:widowControl/>
-        <w:spacing w:after="120" w:before="0" w:line="260" w:lineRule="exact"/>
-        <w:jc w:val="both"/>
-      </w:pPr>
-      <w:r>
-        <w:rPr>
-          <w:rFonts w:ascii="Arial" w:hAnsi="Arial"/>
-          <w:b w:val="0"/>
-          <w:sz w:val="21"/>
-        </w:rPr>
-        <w:t>02–05.2021 | МАЛЮЙ.UA, международный художественный фестиваль, Киев, Украина — финалист.</w:t>
-      </w:r>
-    </w:p>
-    <w:p>
-      <w:pPr>
-        <w:widowControl/>
-        <w:spacing w:after="120" w:before="0" w:line="260" w:lineRule="exact"/>
-        <w:jc w:val="both"/>
-      </w:pPr>
-      <w:r>
-        <w:rPr>
-          <w:rFonts w:ascii="Arial" w:hAnsi="Arial"/>
-          <w:b w:val="0"/>
-          <w:sz w:val="21"/>
-        </w:rPr>
-        <w:t>2020 | «Мечтаний не бывает слишком много», II Всеукраинский художественный конкурс, Тернополь, Украина — 1-е место.</w:t>
-      </w:r>
-    </w:p>
-    <w:p>
-      <w:pPr>
-        <w:keepNext/>
-        <w:widowControl/>
-        <w:spacing w:after="180" w:before="200" w:line="320" w:lineRule="exact"/>
-        <w:jc w:val="left"/>
-      </w:pPr>
-      <w:r>
-        <w:rPr>
-          <w:rFonts w:ascii="Arial" w:hAnsi="Arial"/>
-          <w:b/>
-          <w:color w:val="574B36"/>
-          <w:sz w:val="26"/>
-        </w:rPr>
-        <w:t>Профессиональное членство</w:t>
-      </w:r>
-    </w:p>
-    <w:p>
-      <w:pPr>
-        <w:widowControl/>
-        <w:spacing w:after="120" w:before="0" w:line="260" w:lineRule="exact"/>
-        <w:jc w:val="both"/>
-      </w:pPr>
-      <w:r>
-        <w:rPr>
-          <w:rFonts w:ascii="Arial" w:hAnsi="Arial"/>
-          <w:b w:val="0"/>
-          <w:sz w:val="21"/>
-        </w:rPr>
         <w:t>С августа 2022 — Ассоциация польских художников и дизайнеров (ZPAP), Варшава, Польша.</w:t>
       </w:r>
     </w:p>
@@ -597,486 +87,151 @@
     </w:p>
     <w:p>
       <w:pPr>
-        <w:keepNext/>
-        <w:widowControl/>
-        <w:spacing w:after="140" w:before="0" w:line="520" w:lineRule="exact"/>
-        <w:jc w:val="left"/>
+        <w:pStyle w:val="Title"/>
       </w:pPr>
       <w:r>
-        <w:rPr>
-          <w:rFonts w:ascii="Arial" w:hAnsi="Arial"/>
-          <w:b/>
-          <w:sz w:val="44"/>
-        </w:rPr>
-        <w:t>ТВОРЧЕСКИЙ ПУТЬ</w:t>
+        <w:t>Выставки и награды</w:t>
+      </w:r>
+    </w:p>
+    <w:p>
+      <w:r>
+        <w:t>Кристина Мищенко</w:t>
       </w:r>
     </w:p>
     <w:p>
       <w:pPr>
-        <w:widowControl/>
-        <w:spacing w:after="120" w:before="0" w:line="260" w:lineRule="exact"/>
-        <w:jc w:val="left"/>
+        <w:pStyle w:val="Heading1"/>
       </w:pPr>
       <w:r>
-        <w:rPr>
-          <w:rFonts w:ascii="Arial" w:hAnsi="Arial"/>
-          <w:b w:val="0"/>
-          <w:sz w:val="21"/>
-        </w:rPr>
-        <w:t>Продолжение</w:t>
+        <w:t>Выставки и художественные проекты</w:t>
+      </w:r>
+    </w:p>
+    <w:p>
+      <w:r>
+        <w:t>11.04.2024 · «Несокрушимость традиции» — Национальный музей декоративного искусства Украины, Киев, Украина.</w:t>
+      </w:r>
+    </w:p>
+    <w:p>
+      <w:r>
+        <w:t>2023 · «Искусство молодых» — выставочный проект, Львов, Украина.</w:t>
+      </w:r>
+    </w:p>
+    <w:p>
+      <w:r>
+        <w:t>2023 · «Преемственность и новаторство» — Национальный союз художников, Киев, Украина.</w:t>
+      </w:r>
+    </w:p>
+    <w:p>
+      <w:r>
+        <w:t>15.04–07.05.2023 · «Корни украинской души» — Варшава, Польша.</w:t>
+      </w:r>
+    </w:p>
+    <w:p>
+      <w:r>
+        <w:t>17.02–03.03.2023 · «Корни украинской души» — Дом Европейского союза, Рига, Латвия.</w:t>
+      </w:r>
+    </w:p>
+    <w:p>
+      <w:r>
+        <w:t>14–28.11.2022 · Poland – Finland – Ukraine Unit in Art for Peace — Европейская комиссия, Хельсинки, Финляндия.</w:t>
+      </w:r>
+    </w:p>
+    <w:p>
+      <w:r>
+        <w:t>2022 · «Искусство для Украины» — международный проект, Бренна, Польша.</w:t>
+      </w:r>
+    </w:p>
+    <w:p>
+      <w:r>
+        <w:t>2022 · «Добро — инструкция» — польско-украинская выставка философии и искусства для детей от 4 до 104 лет; Wawerskie Centrum Kultury, Мендзылесе, Варшава, Польша.</w:t>
+      </w:r>
+    </w:p>
+    <w:p>
+      <w:r>
+        <w:t>2022 · Второе национальное биеннале малой керамической формы — Культурный центр Вейхерово, Вейхерово, Польша.</w:t>
+      </w:r>
+    </w:p>
+    <w:p>
+      <w:r>
+        <w:t>2022 · «Азимут Chrzęsne 2022» — вернисаж, Хшенсне, Польша.</w:t>
+      </w:r>
+    </w:p>
+    <w:p>
+      <w:r>
+        <w:t>2022 · Otwarte Ogrody Artystów Dąbrowy — однодневная выставка, Варшава, Польша.</w:t>
+      </w:r>
+    </w:p>
+    <w:p>
+      <w:r>
+        <w:t>2022 · Beskidzki Dom Zielin «Przytulnia» — однодневная выставка, Бренна, Польша.</w:t>
+      </w:r>
+    </w:p>
+    <w:p>
+      <w:r>
+        <w:t>15–22.05.2021 · CeGlina 2021 — проект современной керамики, галерея CeGlinaArt, Киев, Украина.</w:t>
+      </w:r>
+    </w:p>
+    <w:p>
+      <w:r>
+        <w:t>2019 · «Лучшее произведение 2019 года» — всеукраинская выставка-конкурс, Национальное объединение художников народного искусства Украины, Киев, Украина.</w:t>
       </w:r>
     </w:p>
     <w:p>
       <w:pPr>
-        <w:keepNext/>
-        <w:widowControl/>
-        <w:spacing w:after="180" w:before="200" w:line="320" w:lineRule="exact"/>
-        <w:jc w:val="left"/>
+        <w:pStyle w:val="Heading1"/>
       </w:pPr>
       <w:r>
-        <w:rPr>
-          <w:rFonts w:ascii="Arial" w:hAnsi="Arial"/>
-          <w:b/>
-          <w:color w:val="574B36"/>
-          <w:sz w:val="26"/>
-        </w:rPr>
-        <w:t>Идентичность, память и границы человеческого существования</w:t>
+        <w:t>Награды и признание</w:t>
       </w:r>
     </w:p>
     <w:p>
-      <w:pPr>
-        <w:widowControl/>
-        <w:spacing w:after="180" w:before="0" w:line="280" w:lineRule="exact"/>
-        <w:jc w:val="both"/>
-      </w:pPr>
       <w:r>
-        <w:rPr>
-          <w:rFonts w:ascii="Arial" w:hAnsi="Arial"/>
-          <w:b w:val="0"/>
-          <w:sz w:val="21"/>
-        </w:rPr>
-        <w:t>В основе значительной части произведений лежит интерес к внутреннему миру человека — его стремлению к свободе, потребности принадлежать обществу, способности сохранять индивидуальность и переживать неизбежные изменения.</w:t>
+        <w:t>2021 · GOLDEN TIME, международный фестиваль искусств, Лондон, Великобритания — 1-е и 2-е места.</w:t>
       </w:r>
     </w:p>
     <w:p>
-      <w:pPr>
-        <w:widowControl/>
-        <w:spacing w:after="180" w:before="0" w:line="280" w:lineRule="exact"/>
-        <w:jc w:val="both"/>
-      </w:pPr>
       <w:r>
-        <w:rPr>
-          <w:rFonts w:ascii="Arial" w:hAnsi="Arial"/>
-          <w:b w:val="0"/>
-          <w:sz w:val="21"/>
-        </w:rPr>
-        <w:t>Эти темы находят отражение в композиции «Белые маки» (2022), где взаимодействие человеческого силуэта с геометрическим монолитом становится метафорой противостояния личности и общественной системы. Произведение обращается к вопросу о цене приспособления, границах свободы и возможности сохранить собственную идентичность в пространстве установленных норм.</w:t>
+        <w:t>2021 · «Моя территория вдохновения», III Всеукраинский конкурс прикладного и изобразительного искусства, Луцк, Украина — 1-е место.</w:t>
       </w:r>
     </w:p>
     <w:p>
-      <w:pPr>
-        <w:widowControl/>
-        <w:spacing w:after="180" w:before="0" w:line="280" w:lineRule="exact"/>
-        <w:jc w:val="both"/>
-      </w:pPr>
       <w:r>
-        <w:rPr>
-          <w:rFonts w:ascii="Arial" w:hAnsi="Arial"/>
-          <w:b w:val="0"/>
-          <w:sz w:val="21"/>
-        </w:rPr>
-        <w:t>Иное измерение человеческого опыта раскрывается в композиции «Встречи» (2021), посвящённой изоляции, отчуждению и потребности в эмоциональной близости. Через взаимодействие самостоятельных керамических объектов исследуется парадокс человеческого общения: физическое присутствие не всегда означает подлинную связь, тогда как отсутствие непосредственного контакта способно обострить ощущение близости и её ценности.</w:t>
+        <w:t>02–05.2021 · МАЛЮЙ.UA, международный художественный фестиваль, Киев, Украина — финалист.</w:t>
       </w:r>
     </w:p>
     <w:p>
-      <w:pPr>
-        <w:widowControl/>
-        <w:spacing w:after="180" w:before="0" w:line="280" w:lineRule="exact"/>
-        <w:jc w:val="both"/>
-      </w:pPr>
       <w:r>
-        <w:rPr>
-          <w:rFonts w:ascii="Arial" w:hAnsi="Arial"/>
-          <w:b w:val="0"/>
-          <w:sz w:val="21"/>
-        </w:rPr>
-        <w:t>Отдельное место занимают произведения, в которых пустота становится главным смысловым элементом. В композициях «Тени забытых голосов» (2021) и «Тени 2022-го» (2022) узнаваемые человеческие силуэты возникают благодаря отсутствию материальной формы. Эта художественная особенность позволяет исследовать двойственность присутствия и исчезновения, памяти и утраты.</w:t>
-      </w:r>
-    </w:p>
-    <w:p>
-      <w:pPr>
-        <w:widowControl/>
-        <w:spacing w:after="180" w:before="0" w:line="280" w:lineRule="exact"/>
-        <w:jc w:val="both"/>
-      </w:pPr>
-      <w:r>
-        <w:rPr>
-          <w:rFonts w:ascii="Arial" w:hAnsi="Arial"/>
-          <w:b w:val="0"/>
-          <w:sz w:val="21"/>
-        </w:rPr>
-        <w:t>В контексте событий 2022 года тема отсутствия приобретает особую эмоциональную глубину. Человек может исчезнуть из физического пространства, продолжая существовать в воспоминаниях и внутреннем мире тех, кто остался.</w:t>
-      </w:r>
-    </w:p>
-    <w:p>
-      <w:pPr>
-        <w:widowControl/>
-        <w:spacing w:after="180" w:before="0" w:line="280" w:lineRule="exact"/>
-        <w:jc w:val="both"/>
-      </w:pPr>
-      <w:r>
-        <w:rPr>
-          <w:rFonts w:ascii="Arial" w:hAnsi="Arial"/>
-          <w:b w:val="0"/>
-          <w:sz w:val="21"/>
-        </w:rPr>
-        <w:t>К теме войны, разрушения и сопротивления обращается также композиция «На линии огня». В ней внешнее противостояние неотделимо от внутреннего конфликта, а пережитое становится частью человеческой памяти и личностного опыта.</w:t>
-      </w:r>
-    </w:p>
-    <w:p>
-      <w:pPr>
-        <w:widowControl/>
-        <w:spacing w:after="180" w:before="0" w:line="280" w:lineRule="exact"/>
-        <w:jc w:val="both"/>
-      </w:pPr>
-      <w:r>
-        <w:rPr>
-          <w:rFonts w:ascii="Arial" w:hAnsi="Arial"/>
-          <w:b w:val="0"/>
-          <w:sz w:val="21"/>
-        </w:rPr>
-        <w:t>Таким образом, художественная форма превращается в средство размышления о состояниях, которые невозможно передать исключительно через буквальное изображение.</w:t>
-      </w:r>
-    </w:p>
-    <w:p>
-      <w:pPr>
-        <w:keepNext/>
-        <w:widowControl/>
-        <w:spacing w:after="180" w:before="200" w:line="320" w:lineRule="exact"/>
-        <w:jc w:val="left"/>
-      </w:pPr>
-      <w:r>
-        <w:rPr>
-          <w:rFonts w:ascii="Arial" w:hAnsi="Arial"/>
-          <w:b/>
-          <w:color w:val="574B36"/>
-          <w:sz w:val="26"/>
-        </w:rPr>
-        <w:t>Трансформация, зритель — соавтор</w:t>
-      </w:r>
-    </w:p>
-    <w:p>
-      <w:pPr>
-        <w:widowControl/>
-        <w:spacing w:after="180" w:before="0" w:line="280" w:lineRule="exact"/>
-        <w:jc w:val="both"/>
-      </w:pPr>
-      <w:r>
-        <w:rPr>
-          <w:rFonts w:ascii="Arial" w:hAnsi="Arial"/>
-          <w:b w:val="0"/>
-          <w:sz w:val="21"/>
-        </w:rPr>
-        <w:t>Одним из ключевых направлений творческой практики становится исследование трансформируемой керамической композиции и возможностей непосредственного взаимодействия зрителя с произведением.</w:t>
-      </w:r>
-    </w:p>
-    <w:p>
-      <w:pPr>
-        <w:widowControl/>
-        <w:spacing w:after="180" w:before="0" w:line="280" w:lineRule="exact"/>
-        <w:jc w:val="both"/>
-      </w:pPr>
-      <w:r>
-        <w:rPr>
-          <w:rFonts w:ascii="Arial" w:hAnsi="Arial"/>
-          <w:b w:val="0"/>
-          <w:sz w:val="21"/>
-        </w:rPr>
-        <w:t>В основе этого подхода лежит стремление преодолеть традиционную дистанцию между художественным объектом и аудиторией. Произведение рассматривается не только как завершённая материальная форма, но и как открытая система, способная изменяться в процессе взаимодействия.</w:t>
-      </w:r>
-    </w:p>
-    <w:p>
-      <w:pPr>
-        <w:widowControl/>
-        <w:spacing w:after="180" w:before="0" w:line="280" w:lineRule="exact"/>
-        <w:jc w:val="both"/>
-      </w:pPr>
-      <w:r>
-        <w:rPr>
-          <w:rFonts w:ascii="Arial" w:hAnsi="Arial"/>
-          <w:b w:val="0"/>
-          <w:sz w:val="21"/>
-        </w:rPr>
-        <w:t>Особое воплощение эта идея получила в квалификационной работе «Капитал идентичности», посвящённой непрерывному формированию человеческой индивидуальности.</w:t>
-      </w:r>
-    </w:p>
-    <w:p>
-      <w:pPr>
-        <w:widowControl/>
-        <w:spacing w:after="180" w:before="0" w:line="280" w:lineRule="exact"/>
-        <w:jc w:val="both"/>
-      </w:pPr>
-      <w:r>
-        <w:rPr>
-          <w:rFonts w:ascii="Arial" w:hAnsi="Arial"/>
-          <w:b w:val="0"/>
-          <w:sz w:val="21"/>
-        </w:rPr>
-        <w:t>Композиция объединяет самостоятельные керамические элементы, символизирующие различные составляющие личности: приобретённый опыт, знания, убеждения, культурную принадлежность, воспоминания и индивидуальные качества.</w:t>
-      </w:r>
-    </w:p>
-    <w:p>
-      <w:pPr>
-        <w:widowControl/>
-        <w:spacing w:after="180" w:before="0" w:line="280" w:lineRule="exact"/>
-        <w:jc w:val="both"/>
-      </w:pPr>
-      <w:r>
-        <w:rPr>
-          <w:rFonts w:ascii="Arial" w:hAnsi="Arial"/>
-          <w:b w:val="0"/>
-          <w:sz w:val="21"/>
-        </w:rPr>
-        <w:t>Возможность изменять расположение фрагментов превращает трансформацию в метафору личностного становления. Подобно тому как человек на протяжении жизни переосмысляет собственный опыт и формирует новые внутренние связи, отдельные элементы произведения способны создавать множество уникальных композиционных решений.</w:t>
-      </w:r>
-    </w:p>
-    <w:p>
-      <w:pPr>
-        <w:widowControl/>
-        <w:spacing w:after="180" w:before="0" w:line="280" w:lineRule="exact"/>
-        <w:jc w:val="both"/>
-      </w:pPr>
-      <w:r>
-        <w:rPr>
-          <w:rFonts w:ascii="Arial" w:hAnsi="Arial"/>
-          <w:b w:val="0"/>
-          <w:sz w:val="21"/>
-        </w:rPr>
-        <w:t>Зритель получает возможность стать соавтором, непосредственно участвуя в создании художественной формы. Каждое новое сочетание элементов отражает индивидуальное восприятие, выбор и стремление к собственной интерпретации целого.</w:t>
-      </w:r>
-    </w:p>
-    <w:p>
-      <w:pPr>
-        <w:widowControl/>
-        <w:spacing w:after="180" w:before="0" w:line="280" w:lineRule="exact"/>
-        <w:jc w:val="both"/>
-      </w:pPr>
-      <w:r>
-        <w:rPr>
-          <w:rFonts w:ascii="Arial" w:hAnsi="Arial"/>
-          <w:b w:val="0"/>
-          <w:sz w:val="21"/>
-        </w:rPr>
-        <w:t>В этом взаимодействии раскрывается один из центральных принципов художественной философии Мищенко: идентичность не является окончательно сформированной структурой, а представляет собой непрерывный процесс самосозидания.</w:t>
-      </w:r>
-    </w:p>
-    <w:p>
-      <w:pPr>
-        <w:keepNext/>
-        <w:widowControl/>
-        <w:spacing w:after="180" w:before="200" w:line="320" w:lineRule="exact"/>
-        <w:jc w:val="left"/>
-      </w:pPr>
-      <w:r>
-        <w:rPr>
-          <w:rFonts w:ascii="Arial" w:hAnsi="Arial"/>
-          <w:b/>
-          <w:color w:val="574B36"/>
-          <w:sz w:val="26"/>
-        </w:rPr>
-        <w:t>Международная выставочная деятельность</w:t>
-      </w:r>
-    </w:p>
-    <w:p>
-      <w:pPr>
-        <w:widowControl/>
-        <w:spacing w:after="180" w:before="0" w:line="280" w:lineRule="exact"/>
-        <w:jc w:val="both"/>
-      </w:pPr>
-      <w:r>
-        <w:rPr>
-          <w:rFonts w:ascii="Arial" w:hAnsi="Arial"/>
-          <w:b w:val="0"/>
-          <w:sz w:val="21"/>
-        </w:rPr>
-        <w:t>Творческая деятельность получила развитие в международном художественном пространстве, охватывающем Украину, Польшу, Латвию и Финляндию.</w:t>
-      </w:r>
-    </w:p>
-    <w:p>
-      <w:pPr>
-        <w:widowControl/>
-        <w:spacing w:after="180" w:before="0" w:line="280" w:lineRule="exact"/>
-        <w:jc w:val="both"/>
-      </w:pPr>
-      <w:r>
-        <w:rPr>
-          <w:rFonts w:ascii="Arial" w:hAnsi="Arial"/>
-          <w:b w:val="0"/>
-          <w:sz w:val="21"/>
-        </w:rPr>
-        <w:t>Международные художественные проекты 2022 года расширили возможности представления авторских произведений и профессионального взаимодействия с художественным сообществом.</w:t>
-      </w:r>
-    </w:p>
-    <w:p>
-      <w:pPr>
-        <w:widowControl/>
-        <w:spacing w:after="180" w:before="0" w:line="280" w:lineRule="exact"/>
-        <w:jc w:val="both"/>
-      </w:pPr>
-      <w:r>
-        <w:rPr>
-          <w:rFonts w:ascii="Arial" w:hAnsi="Arial"/>
-          <w:b w:val="0"/>
-          <w:sz w:val="21"/>
-        </w:rPr>
-        <w:t>С августа 2022 года — членство в Ассоциации польских художников и дизайнеров ZPAP (Związek Polskich Artystów Plastyków), Варшава, Польша.</w:t>
-      </w:r>
-    </w:p>
-    <w:p>
-      <w:pPr>
-        <w:widowControl/>
-        <w:spacing w:after="180" w:before="0" w:line="280" w:lineRule="exact"/>
-        <w:jc w:val="both"/>
-      </w:pPr>
-      <w:r>
-        <w:rPr>
-          <w:rFonts w:ascii="Arial" w:hAnsi="Arial"/>
-          <w:b w:val="0"/>
-          <w:sz w:val="21"/>
-        </w:rPr>
-        <w:t>В 2023 году произведения были представлены в рамках выставочных проектов «Корни украинской души» в Риге и Варшаве, обращённых к сохранению и осмыслению украинской культурной идентичности.</w:t>
-      </w:r>
-    </w:p>
-    <w:p>
-      <w:pPr>
-        <w:widowControl/>
-        <w:spacing w:after="180" w:before="0" w:line="280" w:lineRule="exact"/>
-        <w:jc w:val="both"/>
-      </w:pPr>
-      <w:r>
-        <w:rPr>
-          <w:rFonts w:ascii="Arial" w:hAnsi="Arial"/>
-          <w:b w:val="0"/>
-          <w:sz w:val="21"/>
-        </w:rPr>
-        <w:t>В апреле 2024 года состоялось участие в выставочном проекте «Несокрушимость традиции» в Национальном музее декоративного искусства Украины в Киеве.</w:t>
-      </w:r>
-    </w:p>
-    <w:p>
-      <w:pPr>
-        <w:widowControl/>
-        <w:spacing w:after="180" w:before="0" w:line="280" w:lineRule="exact"/>
-        <w:jc w:val="both"/>
-      </w:pPr>
-      <w:r>
-        <w:rPr>
-          <w:rFonts w:ascii="Arial" w:hAnsi="Arial"/>
-          <w:b w:val="0"/>
-          <w:sz w:val="21"/>
-        </w:rPr>
-        <w:t>Международная выставочная деятельность стала важной частью профессионального развития, создавая пространство для межкультурного диалога, обмена художественными идеями и представления авторского взгляда на современное искусство.</w:t>
-      </w:r>
-    </w:p>
-    <w:p>
-      <w:pPr>
-        <w:keepNext/>
-        <w:widowControl/>
-        <w:spacing w:after="180" w:before="200" w:line="320" w:lineRule="exact"/>
-        <w:jc w:val="left"/>
-      </w:pPr>
-      <w:r>
-        <w:rPr>
-          <w:rFonts w:ascii="Arial" w:hAnsi="Arial"/>
-          <w:b/>
-          <w:color w:val="574B36"/>
-          <w:sz w:val="26"/>
-        </w:rPr>
-        <w:t>Художественная философия</w:t>
-      </w:r>
-    </w:p>
-    <w:p>
-      <w:pPr>
-        <w:widowControl/>
-        <w:spacing w:after="180" w:before="0" w:line="280" w:lineRule="exact"/>
-        <w:jc w:val="both"/>
-      </w:pPr>
-      <w:r>
-        <w:rPr>
-          <w:rFonts w:ascii="Arial" w:hAnsi="Arial"/>
-          <w:b w:val="0"/>
-          <w:sz w:val="21"/>
-        </w:rPr>
-        <w:t>Форма никогда не существует исключительно ради собственной эстетической выразительности. За её пластикой, цветом, фактурой и пространственными соотношениями скрывается стремление исследовать природу человеческого опыта.</w:t>
-      </w:r>
-    </w:p>
-    <w:p>
-      <w:pPr>
-        <w:widowControl/>
-        <w:spacing w:after="180" w:before="0" w:line="280" w:lineRule="exact"/>
-        <w:jc w:val="both"/>
-      </w:pPr>
-      <w:r>
-        <w:rPr>
-          <w:rFonts w:ascii="Arial" w:hAnsi="Arial"/>
-          <w:b w:val="0"/>
-          <w:sz w:val="21"/>
-        </w:rPr>
-        <w:t>Особую значимость приобретает идея противоречия: между свободой и ограничением, устойчивостью и хрупкостью, присутствием и отсутствием, индивидуальностью и принадлежностью к целому.</w:t>
-      </w:r>
-    </w:p>
-    <w:p>
-      <w:pPr>
-        <w:widowControl/>
-        <w:spacing w:after="180" w:before="0" w:line="280" w:lineRule="exact"/>
-        <w:jc w:val="both"/>
-      </w:pPr>
-      <w:r>
-        <w:rPr>
-          <w:rFonts w:ascii="Arial" w:hAnsi="Arial"/>
-          <w:b w:val="0"/>
-          <w:sz w:val="21"/>
-        </w:rPr>
-        <w:t>Художественные произведения не стремятся предложить зрителю единственно правильную интерпретацию. Напротив, они формируют пространство для размышления, личного переживания и самостоятельного поиска смысла.</w:t>
-      </w:r>
-    </w:p>
-    <w:p>
-      <w:pPr>
-        <w:widowControl/>
-        <w:spacing w:after="180" w:before="0" w:line="280" w:lineRule="exact"/>
-        <w:jc w:val="both"/>
-      </w:pPr>
-      <w:r>
-        <w:rPr>
-          <w:rFonts w:ascii="Arial" w:hAnsi="Arial"/>
-          <w:b w:val="0"/>
-          <w:sz w:val="21"/>
-        </w:rPr>
-        <w:t>Развитие авторской практики связано с дальнейшим исследованием концептуальной скульптуры, трансформируемых объектов и взаимодействия различных визуальных дисциплин.</w:t>
-      </w:r>
-    </w:p>
-    <w:p>
-      <w:pPr>
-        <w:widowControl/>
-        <w:spacing w:after="180" w:before="0" w:line="280" w:lineRule="exact"/>
-        <w:jc w:val="both"/>
-      </w:pPr>
-      <w:r>
-        <w:rPr>
-          <w:rFonts w:ascii="Arial" w:hAnsi="Arial"/>
-          <w:b w:val="0"/>
-          <w:sz w:val="21"/>
-        </w:rPr>
-        <w:t>Искусство здесь становится не столько способом изображать действительность, сколько возможностью задавать вопросы о человеке, его внутреннем мире и способности самостоятельно определять форму собственного существования.</w:t>
+        <w:t>2020 · «Мечтаний не бывает слишком много», II Всеукраинский художественный конкурс, Тернополь, Украина — 1-е место.</w:t>
       </w:r>
     </w:p>
     <w:sectPr>
+      <w:footerReference w:type="default" r:id="rId9"/>
       <w:pgSz w:w="11906" w:h="16838"/>
-      <w:pgMar w:top="652" w:right="624" w:bottom="680" w:left="624" w:header="720" w:footer="720" w:gutter="0"/>
+      <w:pgMar w:top="879" w:right="964" w:bottom="850" w:left="964" w:header="720" w:footer="720" w:gutter="0"/>
       <w:cols w:space="720"/>
       <w:docGrid w:linePitch="360"/>
     </w:sectPr>
   </w:body>
 </w:document>
+</file>
+
+<file path=word/footer1.xml><?xml version="1.0" encoding="utf-8"?>
+<w:ftr xmlns:m="http://schemas.openxmlformats.org/officeDocument/2006/math" xmlns:mc="http://schemas.openxmlformats.org/markup-compatibility/2006" xmlns:mo="http://schemas.microsoft.com/office/mac/office/2008/main" xmlns:mv="urn:schemas-microsoft-com:mac:vml" xmlns:o="urn:schemas-microsoft-com:office:office" xmlns:r="http://schemas.openxmlformats.org/officeDocument/2006/relationships" xmlns:v="urn:schemas-microsoft-com:vml" xmlns:w10="urn:schemas-microsoft-com:office:word" xmlns:w14="http://schemas.microsoft.com/office/word/2010/wordml" xmlns:w="http://schemas.openxmlformats.org/wordprocessingml/2006/main" xmlns:wne="http://schemas.microsoft.com/office/word/2006/wordml" xmlns:wp14="http://schemas.microsoft.com/office/word/2010/wordprocessingDrawing" xmlns:wp="http://schemas.openxmlformats.org/drawingml/2006/wordprocessingDrawing" xmlns:wpc="http://schemas.microsoft.com/office/word/2010/wordprocessingCanvas" xmlns:wpg="http://schemas.microsoft.com/office/word/2010/wordprocessingGroup" xmlns:wpi="http://schemas.microsoft.com/office/word/2010/wordprocessingInk" xmlns:wps="http://schemas.microsoft.com/office/word/2010/wordprocessingShape" mc:Ignorable="w14 wp14">
+  <w:p>
+    <w:pPr>
+      <w:pStyle w:val="Footer"/>
+      <w:jc w:val="right"/>
+    </w:pPr>
+    <w:r>
+      <w:rPr>
+        <w:color w:val="666666"/>
+        <w:sz w:val="16"/>
+      </w:rPr>
+      <w:t xml:space="preserve">Krystyna Mishchenko  ·  </w:t>
+    </w:r>
+    <w:fldSimple w:instr="PAGE"/>
+  </w:p>
+</w:ftr>
 </file>
 
 <file path=word/numbering.xml><?xml version="1.0" encoding="utf-8"?>
@@ -1443,10 +598,12 @@
     <w:qFormat/>
     <w:rsid w:val="00FC693F"/>
     <w:pPr>
-      <w:spacing w:line="240" w:lineRule="auto" w:after="120"/>
+      <w:widowControl/>
+      <w:spacing w:after="120" w:line="269" w:lineRule="auto"/>
     </w:pPr>
     <w:rPr>
       <w:rFonts w:ascii="Arial" w:hAnsi="Arial"/>
+      <w:color w:val="000000"/>
       <w:sz w:val="21"/>
     </w:rPr>
   </w:style>
@@ -1505,15 +662,15 @@
     <w:pPr>
       <w:keepNext/>
       <w:keepLines/>
-      <w:spacing w:before="480" w:after="0"/>
+      <w:spacing w:before="240" w:after="120" w:line="269" w:lineRule="auto"/>
       <w:outlineLvl w:val="0"/>
     </w:pPr>
     <w:rPr>
-      <w:rFonts w:asciiTheme="majorHAnsi" w:eastAsiaTheme="majorEastAsia" w:hAnsiTheme="majorHAnsi" w:cstheme="majorBidi"/>
+      <w:rFonts w:asciiTheme="majorHAnsi" w:eastAsiaTheme="majorEastAsia" w:hAnsiTheme="majorHAnsi" w:cstheme="majorBidi" w:ascii="Arial" w:hAnsi="Arial"/>
       <w:b/>
       <w:bCs/>
-      <w:color w:val="365F91" w:themeColor="accent1" w:themeShade="BF"/>
-      <w:sz w:val="28"/>
+      <w:color w:val="000000"/>
+      <w:sz w:val="26"/>
       <w:szCs w:val="28"/>
     </w:rPr>
   </w:style>
@@ -1529,15 +686,15 @@
     <w:pPr>
       <w:keepNext/>
       <w:keepLines/>
-      <w:spacing w:before="200" w:after="0"/>
+      <w:spacing w:before="200" w:after="120" w:line="269" w:lineRule="auto"/>
       <w:outlineLvl w:val="1"/>
     </w:pPr>
     <w:rPr>
-      <w:rFonts w:asciiTheme="majorHAnsi" w:eastAsiaTheme="majorEastAsia" w:hAnsiTheme="majorHAnsi" w:cstheme="majorBidi"/>
+      <w:rFonts w:asciiTheme="majorHAnsi" w:eastAsiaTheme="majorEastAsia" w:hAnsiTheme="majorHAnsi" w:cstheme="majorBidi" w:ascii="Arial" w:hAnsi="Arial"/>
       <w:b/>
       <w:bCs/>
-      <w:color w:val="4F81BD" w:themeColor="accent1"/>
-      <w:sz w:val="26"/>
+      <w:color w:val="000000"/>
+      <w:sz w:val="22"/>
       <w:szCs w:val="26"/>
     </w:rPr>
   </w:style>
@@ -1791,18 +948,17 @@
     <w:qFormat/>
     <w:rsid w:val="00FC693F"/>
     <w:pPr>
-      <w:pBdr>
-        <w:bottom w:val="single" w:sz="8" w:space="4" w:color="4F81BD" w:themeColor="accent1"/>
-      </w:pBdr>
-      <w:spacing w:after="300" w:line="240" w:lineRule="auto"/>
+      <w:keepNext/>
+      <w:spacing w:after="120" w:line="269" w:lineRule="auto"/>
       <w:contextualSpacing/>
     </w:pPr>
     <w:rPr>
-      <w:rFonts w:asciiTheme="majorHAnsi" w:eastAsiaTheme="majorEastAsia" w:hAnsiTheme="majorHAnsi" w:cstheme="majorBidi"/>
-      <w:color w:val="17365D" w:themeColor="text2" w:themeShade="BF"/>
+      <w:rFonts w:asciiTheme="majorHAnsi" w:eastAsiaTheme="majorEastAsia" w:hAnsiTheme="majorHAnsi" w:cstheme="majorBidi" w:ascii="Arial" w:hAnsi="Arial"/>
+      <w:b/>
+      <w:color w:val="000000"/>
       <w:spacing w:val="5"/>
       <w:kern w:val="28"/>
-      <w:sz w:val="52"/>
+      <w:sz w:val="48"/>
       <w:szCs w:val="52"/>
     </w:rPr>
   </w:style>
@@ -2278,9 +1434,6 @@
     <w:qFormat/>
     <w:rsid w:val="00FC693F"/>
     <w:pPr>
-      <w:pBdr>
-        <w:bottom w:val="single" w:sz="4" w:space="4" w:color="4F81BD" w:themeColor="accent1"/>
-      </w:pBdr>
       <w:spacing w:before="200" w:after="280"/>
       <w:ind w:left="936" w:right="936"/>
     </w:pPr>

--- a/dist/assets/documents/Krystyna-Mishchenko-Artistic-Journey-RU.docx
+++ b/dist/assets/documents/Krystyna-Mishchenko-Artistic-Journey-RU.docx
@@ -2,6 +2,18 @@
 <file path=word/document.xml><?xml version="1.0" encoding="utf-8"?>
 <w:document xmlns:wpc="http://schemas.microsoft.com/office/word/2010/wordprocessingCanvas" xmlns:mo="http://schemas.microsoft.com/office/mac/office/2008/main" xmlns:mc="http://schemas.openxmlformats.org/markup-compatibility/2006" xmlns:mv="urn:schemas-microsoft-com:mac:vml" xmlns:o="urn:schemas-microsoft-com:office:office" xmlns:r="http://schemas.openxmlformats.org/officeDocument/2006/relationships" xmlns:m="http://schemas.openxmlformats.org/officeDocument/2006/math" xmlns:v="urn:schemas-microsoft-com:vml" xmlns:wp14="http://schemas.microsoft.com/office/word/2010/wordprocessingDrawing" xmlns:wp="http://schemas.openxmlformats.org/drawingml/2006/wordprocessingDrawing" xmlns:w10="urn:schemas-microsoft-com:office:word" xmlns:w="http://schemas.openxmlformats.org/wordprocessingml/2006/main" xmlns:w14="http://schemas.microsoft.com/office/word/2010/wordml" xmlns:wpg="http://schemas.microsoft.com/office/word/2010/wordprocessingGroup" xmlns:wpi="http://schemas.microsoft.com/office/word/2010/wordprocessingInk" xmlns:wne="http://schemas.microsoft.com/office/word/2006/wordml" xmlns:wps="http://schemas.microsoft.com/office/word/2010/wordprocessingShape" mc:Ignorable="w14 wp14">
   <w:body>
+    <w:p>
+      <w:pPr>
+        <w:spacing w:after="220"/>
+      </w:pPr>
+      <w:r>
+        <w:rPr>
+          <w:color w:val="574B36"/>
+          <w:sz w:val="18"/>
+        </w:rPr>
+        <w:t>ТВОРЧЕСКИЙ ПУТЬ</w:t>
+      </w:r>
+    </w:p>
     <w:p>
       <w:pPr>
         <w:pStyle w:val="Title"/>
@@ -11,73 +23,110 @@
       </w:r>
     </w:p>
     <w:p>
-      <w:pPr>
-        <w:pStyle w:val="Heading2"/>
-      </w:pPr>
       <w:r>
-        <w:t>Творческий путь</w:t>
+        <w:t>Художественная керамика и скульптура</w:t>
+      </w:r>
+    </w:p>
+    <w:tbl>
+      <w:tblPr>
+        <w:tblW w:type="auto" w:w="0"/>
+        <w:tblLook w:firstColumn="1" w:firstRow="1" w:lastColumn="0" w:lastRow="0" w:noHBand="0" w:noVBand="1" w:val="04A0"/>
+      </w:tblPr>
+      <w:tblGrid>
+        <w:gridCol w:w="9866"/>
+      </w:tblGrid>
+      <w:tr>
+        <w:tc>
+          <w:tcPr>
+            <w:tcW w:type="dxa" w:w="9866"/>
+            <w:shd w:fill="F2EEE6"/>
+          </w:tcPr>
+          <w:p>
+            <w:pPr>
+              <w:spacing w:after="60"/>
+            </w:pPr>
+            <w:r>
+              <w:rPr>
+                <w:sz w:val="17"/>
+              </w:rPr>
+              <w:t>Родилась в 1997 году  ·  Хемниц, Саксония, Германия</w:t>
+            </w:r>
+          </w:p>
+          <w:p>
+            <w:pPr>
+              <w:spacing w:after="60"/>
+            </w:pPr>
+            <w:r>
+              <w:rPr>
+                <w:sz w:val="17"/>
+              </w:rPr>
+              <w:t>m.krystyna.197@gmail.com  ·  DE +49 1575 3604617  ·  UA +380 93 1324782</w:t>
+            </w:r>
+          </w:p>
+        </w:tc>
+      </w:tr>
+    </w:tbl>
+    <w:p>
+      <w:r>
+        <w:t>Кристина Мищенко — украинская художница, родилась в 1997 году, живёт и работает в Хемнице, Германия. Её основной материал — керамика; рисунок и живопись сопровождают поиск пластического решения. В её композициях человеческий силуэт, геометрическая форма и пустота становятся способом говорить о свободе, принадлежности и внутреннем опыте человека.</w:t>
       </w:r>
     </w:p>
     <w:p>
       <w:r>
-        <w:t>Художница-керамист · Визуальное искусство</w:t>
+        <w:t>В 2016 году окончила Харьковское художественное училище, в 2020 году получила степень бакалавра, а в 2022 — магистра художественной керамики в Киевской государственной академии имени Михаила Бойчука. Участвовала в художественных проектах в Украине, Польше, Латвии и Финляндии. С августа 2022 года состоит в ZPAP в Варшаве.</w:t>
       </w:r>
     </w:p>
     <w:p>
       <w:r>
-        <w:t>Хемниц, Саксония, Германия</w:t>
+        <w:t>В 2022 году участвовала в двухнедельной международной резиденции «Искусство для Украины» в Бренне и получила стипендию Wawerskie Centrum Kultury в Варшаве для проекта «Без названия. Есть ли у добра имя».</w:t>
       </w:r>
     </w:p>
     <w:p>
       <w:pPr>
-        <w:pStyle w:val="Heading1"/>
+        <w:spacing w:before="120"/>
       </w:pPr>
       <w:r>
-        <w:t>От рисунка к объёмной форме</w:t>
-      </w:r>
-    </w:p>
-    <w:p>
-      <w:r>
-        <w:t>Кристина Мищенко — украинская художница-керамист, проживающая в Хемнице, Саксония, Германия. Её художественное образование началось в художественном училище Харькова: в 2012–2016 годах она получила подготовку художника-исполнителя и преподавателя. Затем продолжила обучение художественной керамике в Киевской государственной академии декоративного искусства и дизайна имени Михаила Бойчука, завершив бакалавриат в 2020 году и магистратуру в 2022 году. Графика и живопись остаются частью её практики наряду с керамической скульптурой и декоративными произведениями.</w:t>
+        <w:drawing>
+          <wp:inline xmlns:a="http://schemas.openxmlformats.org/drawingml/2006/main" xmlns:pic="http://schemas.openxmlformats.org/drawingml/2006/picture">
+            <wp:extent cx="6083999" cy="4562999"/>
+            <wp:docPr id="1" name="Picture 1"/>
+            <wp:cNvGraphicFramePr>
+              <a:graphicFrameLocks noChangeAspect="1"/>
+            </wp:cNvGraphicFramePr>
+            <a:graphic>
+              <a:graphicData uri="http://schemas.openxmlformats.org/drawingml/2006/picture">
+                <pic:pic>
+                  <pic:nvPicPr>
+                    <pic:cNvPr id="0" name="1.jpg"/>
+                    <pic:cNvPicPr/>
+                  </pic:nvPicPr>
+                  <pic:blipFill>
+                    <a:blip r:embed="rId10"/>
+                    <a:stretch>
+                      <a:fillRect/>
+                    </a:stretch>
+                  </pic:blipFill>
+                  <pic:spPr>
+                    <a:xfrm>
+                      <a:off x="0" y="0"/>
+                      <a:ext cx="6083999" cy="4562999"/>
+                    </a:xfrm>
+                    <a:prstGeom prst="rect"/>
+                  </pic:spPr>
+                </pic:pic>
+              </a:graphicData>
+            </a:graphic>
+          </wp:inline>
+        </w:drawing>
       </w:r>
     </w:p>
     <w:p>
       <w:pPr>
-        <w:pStyle w:val="Heading1"/>
+        <w:pStyle w:val="Caption"/>
+        <w:keepNext w:val="0"/>
       </w:pPr>
       <w:r>
-        <w:t>Материал и профессиональная практика</w:t>
-      </w:r>
-    </w:p>
-    <w:p>
-      <w:r>
-        <w:t>Работа в керамических мастерских связала академическую подготовку с производством и преподаванием. Кристина работала в PROCS в 2018–2021 годах, в SAGA POTTERY — с ноября 2020 по февраль 2022 года, в Studio Gozhar — в 2020 году. Её опыт включает разработку изделий, координацию работы и проведение занятий по керамике для детей и взрослых. Шамотная масса, фарфор, глазури и пигменты дают разные возможности для исследования поверхности, объёма и взаимодействия предмета с окружающим пространством.</w:t>
-      </w:r>
-    </w:p>
-    <w:p>
-      <w:pPr>
-        <w:pStyle w:val="Heading1"/>
-      </w:pPr>
-      <w:r>
-        <w:t>Идентичность, память и участие зрителя</w:t>
-      </w:r>
-    </w:p>
-    <w:p>
-      <w:r>
-        <w:t>В керамических композициях художница обращается к индивидуальности, принадлежности, утрате и внутреннему миру человека. В «Белых маках» соответствие человеческой фигуры геометрическому блоку становится вопросом о приспособлении и свободе. «Мгновение» раскрывает тему времени через соотношение материальной формы, света и пустоты. «Капитал идентичности» переносит эти размышления в трансформируемую композицию: отдельные элементы можно переставлять, вовлекая зрителя в создание произведения. Идентичность предстаёт непрерывным процессом становления.</w:t>
-      </w:r>
-    </w:p>
-    <w:p>
-      <w:pPr>
-        <w:pStyle w:val="Heading1"/>
-      </w:pPr>
-      <w:r>
-        <w:t>Профессиональное членство</w:t>
-      </w:r>
-    </w:p>
-    <w:p>
-      <w:r>
-        <w:t>С августа 2022 — Ассоциация польских художников и дизайнеров (ZPAP), Варшава, Польша.</w:t>
+        <w:t>Белые маки 2022 · Авторская керамическая композиция</w:t>
       </w:r>
     </w:p>
     <w:p>
@@ -90,7 +139,7 @@
         <w:pStyle w:val="Title"/>
       </w:pPr>
       <w:r>
-        <w:t>Выставки и награды</w:t>
+        <w:t>Авторская практика</w:t>
       </w:r>
     </w:p>
     <w:p>
@@ -103,77 +152,17 @@
         <w:pStyle w:val="Heading1"/>
       </w:pPr>
       <w:r>
-        <w:t>Выставки и художественные проекты</w:t>
+        <w:t>ЗАМЫСЕЛ И ФОРМА</w:t>
       </w:r>
     </w:p>
     <w:p>
       <w:r>
-        <w:t>11.04.2024 · «Несокрушимость традиции» — Национальный музей декоративного искусства Украины, Киев, Украина.</w:t>
+        <w:t>Отправная точка моей работы — творческий замысел. Меня занимает то, как человек сохраняет индивидуальность, переживает перемены и выстраивает отношения с другими. Я ищу для этих вопросов пластический язык: сопоставляю фигуру и геометрический объём, цельную поверхность и проём, цвет и фактуру. Важно, чтобы художественная идея читалась в самом устройстве произведения.</w:t>
       </w:r>
     </w:p>
     <w:p>
       <w:r>
-        <w:t>2023 · «Искусство молодых» — выставочный проект, Львов, Украина.</w:t>
-      </w:r>
-    </w:p>
-    <w:p>
-      <w:r>
-        <w:t>2023 · «Преемственность и новаторство» — Национальный союз художников, Киев, Украина.</w:t>
-      </w:r>
-    </w:p>
-    <w:p>
-      <w:r>
-        <w:t>15.04–07.05.2023 · «Корни украинской души» — Варшава, Польша.</w:t>
-      </w:r>
-    </w:p>
-    <w:p>
-      <w:r>
-        <w:t>17.02–03.03.2023 · «Корни украинской души» — Дом Европейского союза, Рига, Латвия.</w:t>
-      </w:r>
-    </w:p>
-    <w:p>
-      <w:r>
-        <w:t>14–28.11.2022 · Poland – Finland – Ukraine Unit in Art for Peace — Европейская комиссия, Хельсинки, Финляндия.</w:t>
-      </w:r>
-    </w:p>
-    <w:p>
-      <w:r>
-        <w:t>2022 · «Искусство для Украины» — международный проект, Бренна, Польша.</w:t>
-      </w:r>
-    </w:p>
-    <w:p>
-      <w:r>
-        <w:t>2022 · «Добро — инструкция» — польско-украинская выставка философии и искусства для детей от 4 до 104 лет; Wawerskie Centrum Kultury, Мендзылесе, Варшава, Польша.</w:t>
-      </w:r>
-    </w:p>
-    <w:p>
-      <w:r>
-        <w:t>2022 · Второе национальное биеннале малой керамической формы — Культурный центр Вейхерово, Вейхерово, Польша.</w:t>
-      </w:r>
-    </w:p>
-    <w:p>
-      <w:r>
-        <w:t>2022 · «Азимут Chrzęsne 2022» — вернисаж, Хшенсне, Польша.</w:t>
-      </w:r>
-    </w:p>
-    <w:p>
-      <w:r>
-        <w:t>2022 · Otwarte Ogrody Artystów Dąbrowy — однодневная выставка, Варшава, Польша.</w:t>
-      </w:r>
-    </w:p>
-    <w:p>
-      <w:r>
-        <w:t>2022 · Beskidzki Dom Zielin «Przytulnia» — однодневная выставка, Бренна, Польша.</w:t>
-      </w:r>
-    </w:p>
-    <w:p>
-      <w:r>
-        <w:t>15–22.05.2021 · CeGlina 2021 — проект современной керамики, галерея CeGlinaArt, Киев, Украина.</w:t>
-      </w:r>
-    </w:p>
-    <w:p>
-      <w:r>
-        <w:t>2019 · «Лучшее произведение 2019 года» — всеукраинская выставка-конкурс, Национальное объединение художников народного искусства Украины, Киев, Украина.</w:t>
+        <w:t>В «Белых маках» человеческая фигура и монолитный блок раскрывают напряжение между личностью и системой. Во «Встречах» самостоятельные объекты обращаются к изоляции и потребности в близости. Для каждого замысла я ищу собственное соотношение формы, материала и пространства.</w:t>
       </w:r>
     </w:p>
     <w:p>
@@ -181,33 +170,55 @@
         <w:pStyle w:val="Heading1"/>
       </w:pPr>
       <w:r>
-        <w:t>Награды и признание</w:t>
+        <w:t>ПРОИЗВЕДЕНИЕ И ЗРИТЕЛЬ</w:t>
       </w:r>
     </w:p>
     <w:p>
       <w:r>
-        <w:t>2021 · GOLDEN TIME, международный фестиваль искусств, Лондон, Великобритания — 1-е и 2-е места.</w:t>
+        <w:t>В трансформативной композиции «Капитал идентичности» (2022) расположение элементов можно менять. Зритель участвует в создании новых сочетаний, а идентичность раскрывается как процесс, который продолжается. Для меня важно оставить в произведении пространство для личного прочтения, не теряя ясности авторского замысла.</w:t>
+      </w:r>
+    </w:p>
+    <w:p>
+      <w:pPr>
+        <w:pStyle w:val="Heading1"/>
+      </w:pPr>
+      <w:r>
+        <w:t>СОТРУДНИЧЕСТВО</w:t>
       </w:r>
     </w:p>
     <w:p>
       <w:r>
-        <w:t>2021 · «Моя территория вдохновения», III Всеукраинский конкурс прикладного и изобразительного искусства, Луцк, Украина — 1-е место.</w:t>
+        <w:t>Открыта к выставочным и кураторским проектам, резиденциям, авторским заказам и созданию керамических композиций для интерьера. Интересует сотрудничество, в котором художественный замысел развивается в диалоге с пространством и задачей проекта.</w:t>
       </w:r>
     </w:p>
-    <w:p>
-      <w:r>
-        <w:t>02–05.2021 · МАЛЮЙ.UA, международный художественный фестиваль, Киев, Украина — финалист.</w:t>
-      </w:r>
-    </w:p>
-    <w:p>
-      <w:r>
-        <w:t>2020 · «Мечтаний не бывает слишком много», II Всеукраинский художественный конкурс, Тернополь, Украина — 1-е место.</w:t>
-      </w:r>
-    </w:p>
+    <w:tbl>
+      <w:tblPr>
+        <w:tblW w:type="auto" w:w="0"/>
+        <w:tblLook w:firstColumn="1" w:firstRow="1" w:lastColumn="0" w:lastRow="0" w:noHBand="0" w:noVBand="1" w:val="04A0"/>
+      </w:tblPr>
+      <w:tblGrid>
+        <w:gridCol w:w="9866"/>
+      </w:tblGrid>
+      <w:tr>
+        <w:tc>
+          <w:tcPr>
+            <w:tcW w:type="dxa" w:w="9866"/>
+            <w:shd w:fill="F2EEE6"/>
+          </w:tcPr>
+          <w:p>
+            <w:r>
+              <w:t>m.krystyna.197@gmail.com</w:t>
+              <w:br/>
+              <w:t>Хемниц, Саксония, Германия</w:t>
+            </w:r>
+          </w:p>
+        </w:tc>
+      </w:tr>
+    </w:tbl>
     <w:sectPr>
       <w:footerReference w:type="default" r:id="rId9"/>
       <w:pgSz w:w="11906" w:h="16838"/>
-      <w:pgMar w:top="879" w:right="964" w:bottom="850" w:left="964" w:header="720" w:footer="720" w:gutter="0"/>
+      <w:pgMar w:top="907" w:right="1020" w:bottom="907" w:left="1020" w:header="720" w:footer="720" w:gutter="0"/>
       <w:cols w:space="720"/>
       <w:docGrid w:linePitch="360"/>
     </w:sectPr>
@@ -224,10 +235,10 @@
     </w:pPr>
     <w:r>
       <w:rPr>
-        <w:color w:val="666666"/>
+        <w:color w:val="666158"/>
         <w:sz w:val="16"/>
       </w:rPr>
-      <w:t xml:space="preserve">Krystyna Mishchenko  ·  </w:t>
+      <w:t xml:space="preserve">KRYSTYNA MISHCHENKO   /   </w:t>
     </w:r>
     <w:fldSimple w:instr="PAGE"/>
   </w:p>
@@ -598,12 +609,11 @@
     <w:qFormat/>
     <w:rsid w:val="00FC693F"/>
     <w:pPr>
-      <w:widowControl/>
-      <w:spacing w:after="120" w:line="269" w:lineRule="auto"/>
+      <w:spacing w:line="269" w:lineRule="auto" w:after="120"/>
     </w:pPr>
     <w:rPr>
       <w:rFonts w:ascii="Arial" w:hAnsi="Arial"/>
-      <w:color w:val="000000"/>
+      <w:color w:val="252420"/>
       <w:sz w:val="21"/>
     </w:rPr>
   </w:style>
@@ -662,15 +672,15 @@
     <w:pPr>
       <w:keepNext/>
       <w:keepLines/>
-      <w:spacing w:before="240" w:after="120" w:line="269" w:lineRule="auto"/>
+      <w:spacing w:before="260" w:after="140" w:line="269" w:lineRule="auto"/>
       <w:outlineLvl w:val="0"/>
     </w:pPr>
     <w:rPr>
       <w:rFonts w:asciiTheme="majorHAnsi" w:eastAsiaTheme="majorEastAsia" w:hAnsiTheme="majorHAnsi" w:cstheme="majorBidi" w:ascii="Arial" w:hAnsi="Arial"/>
       <w:b/>
       <w:bCs/>
-      <w:color w:val="000000"/>
-      <w:sz w:val="26"/>
+      <w:color w:val="252420"/>
+      <w:sz w:val="22"/>
       <w:szCs w:val="28"/>
     </w:rPr>
   </w:style>
@@ -693,8 +703,8 @@
       <w:rFonts w:asciiTheme="majorHAnsi" w:eastAsiaTheme="majorEastAsia" w:hAnsiTheme="majorHAnsi" w:cstheme="majorBidi" w:ascii="Arial" w:hAnsi="Arial"/>
       <w:b/>
       <w:bCs/>
-      <w:color w:val="000000"/>
-      <w:sz w:val="22"/>
+      <w:color w:val="252420"/>
+      <w:sz w:val="24"/>
       <w:szCs w:val="26"/>
     </w:rPr>
   </w:style>
@@ -949,7 +959,7 @@
     <w:rsid w:val="00FC693F"/>
     <w:pPr>
       <w:keepNext/>
-      <w:spacing w:after="120" w:line="269" w:lineRule="auto"/>
+      <w:spacing w:after="140" w:line="269" w:lineRule="auto"/>
       <w:contextualSpacing/>
     </w:pPr>
     <w:rPr>
@@ -958,7 +968,7 @@
       <w:color w:val="000000"/>
       <w:spacing w:val="5"/>
       <w:kern w:val="28"/>
-      <w:sz w:val="48"/>
+      <w:sz w:val="58"/>
       <w:szCs w:val="52"/>
     </w:rPr>
   </w:style>
@@ -1393,12 +1403,14 @@
     <w:qFormat/>
     <w:rsid w:val="00FC693F"/>
     <w:pPr>
-      <w:spacing w:line="240" w:lineRule="auto"/>
+      <w:keepNext/>
+      <w:spacing w:line="269" w:lineRule="auto" w:after="120"/>
     </w:pPr>
     <w:rPr>
+      <w:rFonts w:ascii="Arial" w:hAnsi="Arial"/>
       <w:b/>
       <w:bCs/>
-      <w:color w:val="4F81BD" w:themeColor="accent1"/>
+      <w:color w:val="252420"/>
       <w:sz w:val="18"/>
       <w:szCs w:val="18"/>
     </w:rPr>

--- a/dist/assets/documents/Krystyna-Mishchenko-Artistic-Journey-RU.docx
+++ b/dist/assets/documents/Krystyna-Mishchenko-Artistic-Journey-RU.docx
@@ -19,7 +19,10 @@
         <w:pStyle w:val="Title"/>
       </w:pPr>
       <w:r>
-        <w:t>Кристина Мищенко</w:t>
+        <w:rPr>
+          <w:spacing w:val="24"/>
+        </w:rPr>
+        <w:t>КРИСТИНА МИЩЕНКО</w:t>
       </w:r>
     </w:p>
     <w:p>
@@ -49,7 +52,9 @@
               <w:rPr>
                 <w:sz w:val="17"/>
               </w:rPr>
-              <w:t>Родилась в 1997 году  ·  Хемниц, Саксония, Германия</w:t>
+              <w:t>Родилась в 1997 году, Украина</w:t>
+              <w:br/>
+              <w:t>Проживает: Германия, Хемниц, Саксония</w:t>
             </w:r>
           </w:p>
           <w:p>
@@ -67,8 +72,13 @@
       </w:tr>
     </w:tbl>
     <w:p>
+      <w:pPr>
+        <w:spacing w:after="160" w:line="72" w:lineRule="auto"/>
+      </w:pPr>
+    </w:p>
+    <w:p>
       <w:r>
-        <w:t>Кристина Мищенко — украинская художница, родилась в 1997 году, живёт и работает в Хемнице, Германия. Её основной материал — керамика; рисунок и живопись сопровождают поиск пластического решения. В её композициях человеческий силуэт, геометрическая форма и пустота становятся способом говорить о свободе, принадлежности и внутреннем опыте человека.</w:t>
+        <w:t>Кристина Мищенко — украинская художница, родилась в 1997 году в Украине, живёт и работает в Хемнице, Германия. Её основной материал — керамика; рисунок и живопись сопровождают поиск пластического решения. В её композициях человеческий силуэт, геометрическая форма и пустота становятся способом говорить о свободе, принадлежности и внутреннем опыте человека.</w:t>
       </w:r>
     </w:p>
     <w:p>
@@ -83,72 +93,6 @@
     </w:p>
     <w:p>
       <w:pPr>
-        <w:spacing w:before="120"/>
-      </w:pPr>
-      <w:r>
-        <w:drawing>
-          <wp:inline xmlns:a="http://schemas.openxmlformats.org/drawingml/2006/main" xmlns:pic="http://schemas.openxmlformats.org/drawingml/2006/picture">
-            <wp:extent cx="6083999" cy="4562999"/>
-            <wp:docPr id="1" name="Picture 1"/>
-            <wp:cNvGraphicFramePr>
-              <a:graphicFrameLocks noChangeAspect="1"/>
-            </wp:cNvGraphicFramePr>
-            <a:graphic>
-              <a:graphicData uri="http://schemas.openxmlformats.org/drawingml/2006/picture">
-                <pic:pic>
-                  <pic:nvPicPr>
-                    <pic:cNvPr id="0" name="1.jpg"/>
-                    <pic:cNvPicPr/>
-                  </pic:nvPicPr>
-                  <pic:blipFill>
-                    <a:blip r:embed="rId10"/>
-                    <a:stretch>
-                      <a:fillRect/>
-                    </a:stretch>
-                  </pic:blipFill>
-                  <pic:spPr>
-                    <a:xfrm>
-                      <a:off x="0" y="0"/>
-                      <a:ext cx="6083999" cy="4562999"/>
-                    </a:xfrm>
-                    <a:prstGeom prst="rect"/>
-                  </pic:spPr>
-                </pic:pic>
-              </a:graphicData>
-            </a:graphic>
-          </wp:inline>
-        </w:drawing>
-      </w:r>
-    </w:p>
-    <w:p>
-      <w:pPr>
-        <w:pStyle w:val="Caption"/>
-        <w:keepNext w:val="0"/>
-      </w:pPr>
-      <w:r>
-        <w:t>Белые маки 2022 · Авторская керамическая композиция</w:t>
-      </w:r>
-    </w:p>
-    <w:p>
-      <w:r>
-        <w:br w:type="page"/>
-      </w:r>
-    </w:p>
-    <w:p>
-      <w:pPr>
-        <w:pStyle w:val="Title"/>
-      </w:pPr>
-      <w:r>
-        <w:t>Авторская практика</w:t>
-      </w:r>
-    </w:p>
-    <w:p>
-      <w:r>
-        <w:t>Кристина Мищенко</w:t>
-      </w:r>
-    </w:p>
-    <w:p>
-      <w:pPr>
         <w:pStyle w:val="Heading1"/>
       </w:pPr>
       <w:r>
@@ -157,25 +101,12 @@
     </w:p>
     <w:p>
       <w:r>
-        <w:t>Отправная точка моей работы — творческий замысел. Меня занимает то, как человек сохраняет индивидуальность, переживает перемены и выстраивает отношения с другими. Я ищу для этих вопросов пластический язык: сопоставляю фигуру и геометрический объём, цельную поверхность и проём, цвет и фактуру. Важно, чтобы художественная идея читалась в самом устройстве произведения.</w:t>
+        <w:t>В «Белых маках» человеческая фигура и монолитный блок раскрывают напряжение между личностью и системой. Во «Встречах» самостоятельные объекты обращаются к изоляции и потребности в близости.</w:t>
       </w:r>
     </w:p>
     <w:p>
       <w:r>
-        <w:t>В «Белых маках» человеческая фигура и монолитный блок раскрывают напряжение между личностью и системой. Во «Встречах» самостоятельные объекты обращаются к изоляции и потребности в близости. Для каждого замысла я ищу собственное соотношение формы, материала и пространства.</w:t>
-      </w:r>
-    </w:p>
-    <w:p>
-      <w:pPr>
-        <w:pStyle w:val="Heading1"/>
-      </w:pPr>
-      <w:r>
-        <w:t>ПРОИЗВЕДЕНИЕ И ЗРИТЕЛЬ</w:t>
-      </w:r>
-    </w:p>
-    <w:p>
-      <w:r>
-        <w:t>В трансформативной композиции «Капитал идентичности» (2022) расположение элементов можно менять. Зритель участвует в создании новых сочетаний, а идентичность раскрывается как процесс, который продолжается. Для меня важно оставить в произведении пространство для личного прочтения, не теряя ясности авторского замысла.</w:t>
+        <w:t>В трансформативной композиции «Капитал идентичности» (2022) расположение элементов можно менять. Зритель участвует в создании новых сочетаний, а идентичность раскрывается как процесс, который продолжается.</w:t>
       </w:r>
     </w:p>
     <w:p>
@@ -191,30 +122,6 @@
         <w:t>Открыта к выставочным и кураторским проектам, резиденциям, авторским заказам и созданию керамических композиций для интерьера. Интересует сотрудничество, в котором художественный замысел развивается в диалоге с пространством и задачей проекта.</w:t>
       </w:r>
     </w:p>
-    <w:tbl>
-      <w:tblPr>
-        <w:tblW w:type="auto" w:w="0"/>
-        <w:tblLook w:firstColumn="1" w:firstRow="1" w:lastColumn="0" w:lastRow="0" w:noHBand="0" w:noVBand="1" w:val="04A0"/>
-      </w:tblPr>
-      <w:tblGrid>
-        <w:gridCol w:w="9866"/>
-      </w:tblGrid>
-      <w:tr>
-        <w:tc>
-          <w:tcPr>
-            <w:tcW w:type="dxa" w:w="9866"/>
-            <w:shd w:fill="F2EEE6"/>
-          </w:tcPr>
-          <w:p>
-            <w:r>
-              <w:t>m.krystyna.197@gmail.com</w:t>
-              <w:br/>
-              <w:t>Хемниц, Саксония, Германия</w:t>
-            </w:r>
-          </w:p>
-        </w:tc>
-      </w:tr>
-    </w:tbl>
     <w:sectPr>
       <w:footerReference w:type="default" r:id="rId9"/>
       <w:pgSz w:w="11906" w:h="16838"/>
@@ -610,6 +517,7 @@
     <w:rsid w:val="00FC693F"/>
     <w:pPr>
       <w:spacing w:line="269" w:lineRule="auto" w:after="120"/>
+      <w:jc w:val="left"/>
     </w:pPr>
     <w:rPr>
       <w:rFonts w:ascii="Arial" w:hAnsi="Arial"/>
@@ -673,6 +581,7 @@
       <w:keepNext/>
       <w:keepLines/>
       <w:spacing w:before="260" w:after="140" w:line="269" w:lineRule="auto"/>
+      <w:jc w:val="left"/>
       <w:outlineLvl w:val="0"/>
     </w:pPr>
     <w:rPr>
@@ -697,6 +606,7 @@
       <w:keepNext/>
       <w:keepLines/>
       <w:spacing w:before="200" w:after="120" w:line="269" w:lineRule="auto"/>
+      <w:jc w:val="left"/>
       <w:outlineLvl w:val="1"/>
     </w:pPr>
     <w:rPr>
@@ -961,6 +871,7 @@
       <w:keepNext/>
       <w:spacing w:after="140" w:line="269" w:lineRule="auto"/>
       <w:contextualSpacing/>
+      <w:jc w:val="left"/>
     </w:pPr>
     <w:rPr>
       <w:rFonts w:asciiTheme="majorHAnsi" w:eastAsiaTheme="majorEastAsia" w:hAnsiTheme="majorHAnsi" w:cstheme="majorBidi" w:ascii="Arial" w:hAnsi="Arial"/>
@@ -1405,6 +1316,7 @@
     <w:pPr>
       <w:keepNext/>
       <w:spacing w:line="269" w:lineRule="auto" w:after="120"/>
+      <w:jc w:val="left"/>
     </w:pPr>
     <w:rPr>
       <w:rFonts w:ascii="Arial" w:hAnsi="Arial"/>

--- a/dist/assets/documents/Krystyna-Mishchenko-Artistic-Journey-RU.docx
+++ b/dist/assets/documents/Krystyna-Mishchenko-Artistic-Journey-RU.docx
@@ -47,6 +47,7 @@
           <w:p>
             <w:pPr>
               <w:spacing w:after="60"/>
+              <w:jc w:val="left"/>
             </w:pPr>
             <w:r>
               <w:rPr>
@@ -60,6 +61,7 @@
           <w:p>
             <w:pPr>
               <w:spacing w:after="60"/>
+              <w:jc w:val="left"/>
             </w:pPr>
             <w:r>
               <w:rPr>

--- a/dist/assets/documents/Krystyna-Mishchenko-Artistic-Journey-RU.docx
+++ b/dist/assets/documents/Krystyna-Mishchenko-Artistic-Journey-RU.docx
@@ -80,48 +80,37 @@
     </w:p>
     <w:p>
       <w:r>
-        <w:t>Кристина Мищенко — украинская художница, родилась в 1997 году в Украине, живёт и работает в Хемнице, Германия. Её основной материал — керамика; рисунок и живопись сопровождают поиск пластического решения. В её композициях человеческий силуэт, геометрическая форма и пустота становятся способом говорить о свободе, принадлежности и внутреннем опыте человека.</w:t>
+        <w:t>Человеческую фигуру можно вынуть из геометрического блока — и оставить на её месте пустоту. Этот простой жест определяет устройство «Белых маков», керамической композиции Кристины Мищенко. Фигура безупречно совпадает с предназначенным для неё проёмом, но именно эта точность заставляет задуматься о цене соответствия: сколько собственного человек сохраняет, занимая отведённое ему место? Взаимодействие частей позволяет увидеть и другое состояние — самостоятельное существование за пределами общей конструкции.</w:t>
       </w:r>
     </w:p>
     <w:p>
       <w:r>
-        <w:t>В 2016 году окончила Харьковское художественное училище, в 2020 году получила степень бакалавра, а в 2022 — магистра художественной керамики в Киевской государственной академии имени Михаила Бойчука. Участвовала в художественных проектах в Украине, Польше, Латвии и Финляндии. С августа 2022 года состоит в ZPAP в Варшаве.</w:t>
+        <w:t>Кристина Мищенко родилась в Украине в 1997 году; сейчас живёт и работает в Хемнице, Саксония, Германия. Её художественное образование началось в Харьковском художественном училище, которое она окончила в 2016 году. Затем последовало обучение художественной керамике в Киевской государственной академии декоративно-прикладного искусства и дизайна имени Михаила Бойчука: степень бакалавра в 2020 году и магистра — в 2022-м. Наряду с авторской работой она занималась разработкой керамических изделий и преподавала керамику детям и взрослым.</w:t>
       </w:r>
     </w:p>
     <w:p>
       <w:r>
-        <w:t>В 2022 году участвовала в двухнедельной международной резиденции «Искусство для Украины» в Бренне и получила стипендию Wawerskie Centrum Kultury в Варшаве для проекта «Без названия. Есть ли у добра имя».</w:t>
-      </w:r>
-    </w:p>
-    <w:p>
-      <w:pPr>
-        <w:pStyle w:val="Heading1"/>
-      </w:pPr>
-      <w:r>
-        <w:t>ЗАМЫСЕЛ И ФОРМА</w:t>
+        <w:t>Рисунок, живопись и керамика связаны в её практике вниманием к силуэту, ритму и поверхности. На листах эскизов птицы, листья, цветы и геометрические мотивы образуют множество сочетаний. В керамических работах линия продолжается на гранях объёма, орнамент подчёркивает его строение, а проёмы и промежутки между элементами меняют восприятие целого. Художественный замысел раскрывается через устройство предмета: его можно проследить во взаимном положении форм, в сопоставлении цвета и фактуры.</w:t>
       </w:r>
     </w:p>
     <w:p>
       <w:r>
-        <w:t>В «Белых маках» человеческая фигура и монолитный блок раскрывают напряжение между личностью и системой. Во «Встречах» самостоятельные объекты обращаются к изоляции и потребности в близости.</w:t>
+        <w:t>В «Встречах» (2021) внимание обращено к расстоянию между людьми. Самостоятельные керамические объекты образуют общую композицию, сохраняя обособленность. Их соседство передаёт противоречие между потребностью в близости и переживанием изоляции. В «Белых маках» (2022) отношения личности и окружения приобретают более жёсткую геометрию: фигуре предложено определённое место, и возможность выйти из него становится частью произведения.</w:t>
       </w:r>
     </w:p>
     <w:p>
       <w:r>
-        <w:t>В трансформативной композиции «Капитал идентичности» (2022) расположение элементов можно менять. Зритель участвует в создании новых сочетаний, а идентичность раскрывается как процесс, который продолжается.</w:t>
-      </w:r>
-    </w:p>
-    <w:p>
-      <w:pPr>
-        <w:pStyle w:val="Heading1"/>
-      </w:pPr>
-      <w:r>
-        <w:t>СОТРУДНИЧЕСТВО</w:t>
+        <w:t>В трансформируемой композиции «Капитал идентичности» (2022) зритель получает возможность переставлять элементы. Их новое расположение меняет связи внутри работы и предлагает другое прочтение знакомых форм. Здесь вопрос идентичности связан с самим действием: целое складывается заново, а зритель принимает участие в его построении. Работа сохраняет авторский замысел и одновременно допускает несколько состояний.</w:t>
       </w:r>
     </w:p>
     <w:p>
       <w:r>
-        <w:t>Открыта к выставочным и кураторским проектам, резиденциям, авторским заказам и созданию керамических композиций для интерьера. Интересует сотрудничество, в котором художественный замысел развивается в диалоге с пространством и задачей проекта.</w:t>
+        <w:t>С 2019 года Мищенко участвует в выставках и художественных проектах; её работы представлялись в Украине, Польше, Латвии и Финляндии. В 2022 году она участвовала в двухнедельной международной резиденции «Искусство для Украины» в Бренне и получила стипендию Wawerskie Centrum Kultury в Варшаве для проекта «Без названия. Есть ли у добра имя». С августа того же года состоит в Ассоциации польских художников и дизайнеров (ZPAP).</w:t>
+      </w:r>
+    </w:p>
+    <w:p>
+      <w:r>
+        <w:t>Через разные материалы и масштабы её произведения возвращаются к отношениям человека с окружающим миром: принадлежности, памяти, близости и праву на собственный выбор. Эти темы становятся ощутимыми в конкретных вещах — в совпадении силуэтов, дистанции между объёмами, возможности соединить части или изменить их расположение. Встреча зрителя с работой продолжает тот поиск, который начинается в авторском замысле.</w:t>
       </w:r>
     </w:p>
     <w:sectPr>
